--- a/grc/docx/63.content.docx
+++ b/grc/docx/63.content.docx
@@ -7,7 +7,7 @@
       <w:pPr/>
       <w:r>
         <w:rPr>
-          <w:lang w:val="en_US" w:bidi="en_US"/>
+          <w:lang w:val="el_GR" w:bidi="el_GR"/>
         </w:rPr>
       </w:r>
     </w:p>
@@ -17,13 +17,13 @@
       </w:pPr>
       <w:r>
         <w:rPr>
-          <w:lang w:val="en_US" w:bidi="en_US"/>
+          <w:lang w:val="el_GR" w:bidi="el_GR"/>
         </w:rPr>
         <w:t>Resource: The SBL Greek New Testament</w:t>
       </w:r>
       <w:r>
         <w:rPr>
-          <w:lang w:val="en_US" w:bidi="en_US"/>
+          <w:lang w:val="el_GR" w:bidi="el_GR"/>
         </w:rPr>
       </w:r>
     </w:p>
@@ -31,26 +31,26 @@
       <w:pPr/>
       <w:r>
         <w:rPr>
-          <w:lang w:val="en_US" w:bidi="en_US"/>
+          <w:lang w:val="el_GR" w:bidi="el_GR"/>
         </w:rPr>
       </w:r>
       <w:r>
         <w:rPr>
           <w:b/>
-          <w:lang w:val="en_US" w:bidi="en_US"/>
+          <w:lang w:val="el_GR" w:bidi="el_GR"/>
         </w:rPr>
         <w:t>The SBL Greek New Testament</w:t>
       </w:r>
       <w:r>
         <w:rPr>
-          <w:lang w:val="en_US" w:bidi="en_US"/>
+          <w:lang w:val="el_GR" w:bidi="el_GR"/>
         </w:rPr>
         <w:t xml:space="preserve"> © 2010 </w:t>
       </w:r>
       <w:hyperlink r:id="rId13">
         <w:r>
           <w:rPr>
-            <w:lang w:val="en_US" w:bidi="en_US"/>
+            <w:lang w:val="el_GR" w:bidi="el_GR"/>
           </w:rPr>
           <w:rPr>
             <w:color w:val="0000EE"/>
@@ -61,14 +61,14 @@
       </w:hyperlink>
       <w:r>
         <w:rPr>
-          <w:lang w:val="en_US" w:bidi="en_US"/>
+          <w:lang w:val="el_GR" w:bidi="el_GR"/>
         </w:rPr>
         <w:t xml:space="preserve">, licensed under a </w:t>
       </w:r>
       <w:hyperlink r:id="rId14">
         <w:r>
           <w:rPr>
-            <w:lang w:val="en_US" w:bidi="en_US"/>
+            <w:lang w:val="el_GR" w:bidi="el_GR"/>
           </w:rPr>
           <w:rPr>
             <w:color w:val="0000EE"/>
@@ -79,18 +79,18 @@
       </w:hyperlink>
       <w:r>
         <w:rPr>
-          <w:lang w:val="en_US" w:bidi="en_US"/>
+          <w:lang w:val="el_GR" w:bidi="el_GR"/>
         </w:rPr>
         <w:t>.</w:t>
       </w:r>
       <w:r>
         <w:rPr>
-          <w:lang w:val="en_US" w:bidi="en_US"/>
-        </w:rPr>
-      </w:r>
-      <w:r>
-        <w:rPr>
-          <w:lang w:val="en_US" w:bidi="en_US"/>
+          <w:lang w:val="el_GR" w:bidi="el_GR"/>
+        </w:rPr>
+      </w:r>
+      <w:r>
+        <w:rPr>
+          <w:lang w:val="el_GR" w:bidi="el_GR"/>
         </w:rPr>
       </w:r>
     </w:p>
@@ -100,7 +100,7 @@
       </w:pPr>
       <w:r>
         <w:rPr>
-          <w:lang w:val="en_US" w:bidi="en_US"/>
+          <w:lang w:val="el_GR" w:bidi="el_GR"/>
         </w:rPr>
         <w:t>The SBL Greek New Testament</w:t>
       </w:r>
@@ -127,7 +127,7 @@
       <w:pPr/>
       <w:r>
         <w:rPr>
-          <w:lang w:val="en_US" w:bidi="en_US"/>
+          <w:lang w:val="el_GR" w:bidi="el_GR"/>
         </w:rPr>
       </w:r>
     </w:p>
@@ -137,7 +137,7 @@
       </w:pPr>
       <w:r>
         <w:rPr>
-          <w:lang w:val="en_US" w:bidi="en_US"/>
+          <w:lang w:val="el_GR" w:bidi="el_GR"/>
         </w:rPr>
       </w:r>
     </w:p>
@@ -145,23 +145,23 @@
       <w:pPr/>
       <w:r>
         <w:rPr>
-          <w:lang w:val="en_US" w:bidi="en_US"/>
-        </w:rPr>
-      </w:r>
-      <w:r>
-        <w:rPr>
-          <w:lang w:val="en_US" w:bidi="en_US"/>
+          <w:lang w:val="el_GR" w:bidi="el_GR"/>
+        </w:rPr>
+      </w:r>
+      <w:r>
+        <w:rPr>
+          <w:lang w:val="el_GR" w:bidi="el_GR"/>
         </w:rPr>
         <w:t xml:space="preserve"> </w:t>
       </w:r>
       <w:r>
         <w:rPr>
-          <w:lang w:val="en_US" w:bidi="en_US"/>
-        </w:rPr>
-      </w:r>
-      <w:r>
-        <w:rPr>
-          <w:lang w:val="en_US" w:bidi="en_US"/>
+          <w:lang w:val="el_GR" w:bidi="el_GR"/>
+        </w:rPr>
+      </w:r>
+      <w:r>
+        <w:rPr>
+          <w:lang w:val="el_GR" w:bidi="el_GR"/>
         </w:rPr>
       </w:r>
     </w:p>
@@ -186,13 +186,13 @@
       </w:pPr>
       <w:r>
         <w:rPr>
-          <w:lang w:val="en_US" w:bidi="en_US"/>
+          <w:lang w:val="el_GR" w:bidi="el_GR"/>
         </w:rPr>
         <w:t>2 John 1:1</w:t>
       </w:r>
       <w:r>
         <w:rPr>
-          <w:lang w:val="en_US" w:bidi="en_US"/>
+          <w:lang w:val="el_GR" w:bidi="el_GR"/>
         </w:rPr>
       </w:r>
     </w:p>
@@ -200,19 +200,19 @@
       <w:pPr/>
       <w:r>
         <w:rPr>
-          <w:lang w:val="en_US" w:bidi="en_US"/>
+          <w:lang w:val="el_GR" w:bidi="el_GR"/>
         </w:rPr>
       </w:r>
       <w:r>
         <w:rPr>
           <w:vertAlign w:val="superscript"/>
-          <w:lang w:val="en_US" w:bidi="en_US"/>
+          <w:lang w:val="el_GR" w:bidi="el_GR"/>
         </w:rPr>
         <w:t>1</w:t>
       </w:r>
       <w:r>
         <w:rPr>
-          <w:lang w:val="en_US" w:bidi="en_US"/>
+          <w:lang w:val="el_GR" w:bidi="el_GR"/>
         </w:rPr>
         <w:t xml:space="preserve"> Ὁ πρεσβύτερος ἐκλεκτῇ κυρίᾳ καὶ τοῖς τέκνοις αὐτῆς, οὓς ἐγὼ ἀγαπῶ ἐν ἀληθείᾳ, καὶ οὐκ ἐγὼ μόνος ἀλλὰ καὶ πάντες οἱ ἐγνωκότες τὴν ἀλήθειαν,</w:t>
       </w:r>
@@ -221,19 +221,19 @@
       <w:pPr/>
       <w:r>
         <w:rPr>
-          <w:lang w:val="en_US" w:bidi="en_US"/>
+          <w:lang w:val="el_GR" w:bidi="el_GR"/>
         </w:rPr>
       </w:r>
       <w:r>
         <w:rPr>
           <w:vertAlign w:val="superscript"/>
-          <w:lang w:val="en_US" w:bidi="en_US"/>
+          <w:lang w:val="el_GR" w:bidi="el_GR"/>
         </w:rPr>
         <w:t>2</w:t>
       </w:r>
       <w:r>
         <w:rPr>
-          <w:lang w:val="en_US" w:bidi="en_US"/>
+          <w:lang w:val="el_GR" w:bidi="el_GR"/>
         </w:rPr>
         <w:t xml:space="preserve"> διὰ τὴν ἀλήθειαν τὴν μένουσαν ἐν ἡμῖν, καὶ μεθʼ ἡμῶν ἔσται εἰς τὸν αἰῶνα·</w:t>
       </w:r>
@@ -242,19 +242,19 @@
       <w:pPr/>
       <w:r>
         <w:rPr>
-          <w:lang w:val="en_US" w:bidi="en_US"/>
+          <w:lang w:val="el_GR" w:bidi="el_GR"/>
         </w:rPr>
       </w:r>
       <w:r>
         <w:rPr>
           <w:vertAlign w:val="superscript"/>
-          <w:lang w:val="en_US" w:bidi="en_US"/>
+          <w:lang w:val="el_GR" w:bidi="el_GR"/>
         </w:rPr>
         <w:t>3</w:t>
       </w:r>
       <w:r>
         <w:rPr>
-          <w:lang w:val="en_US" w:bidi="en_US"/>
+          <w:lang w:val="el_GR" w:bidi="el_GR"/>
         </w:rPr>
         <w:t xml:space="preserve"> ἔσται μεθʼ ἡμῶν χάρις ἔλεος εἰρήνη παρὰ θεοῦ πατρός, καὶ παρὰ Ἰησοῦ Χριστοῦ τοῦ υἱοῦ τοῦ πατρός, ἐν ἀληθείᾳ καὶ ἀγάπῃ.</w:t>
       </w:r>
@@ -263,19 +263,19 @@
       <w:pPr/>
       <w:r>
         <w:rPr>
-          <w:lang w:val="en_US" w:bidi="en_US"/>
+          <w:lang w:val="el_GR" w:bidi="el_GR"/>
         </w:rPr>
       </w:r>
       <w:r>
         <w:rPr>
           <w:vertAlign w:val="superscript"/>
-          <w:lang w:val="en_US" w:bidi="en_US"/>
+          <w:lang w:val="el_GR" w:bidi="el_GR"/>
         </w:rPr>
         <w:t>4</w:t>
       </w:r>
       <w:r>
         <w:rPr>
-          <w:lang w:val="en_US" w:bidi="en_US"/>
+          <w:lang w:val="el_GR" w:bidi="el_GR"/>
         </w:rPr>
         <w:t xml:space="preserve"> Ἐχάρην λίαν ὅτι εὕρηκα ἐκ τῶν τέκνων σου περιπατοῦντας ἐν ἀληθείᾳ, καθὼς ἐντολὴν ἐλάβομεν παρὰ τοῦ πατρός.</w:t>
       </w:r>
@@ -284,19 +284,19 @@
       <w:pPr/>
       <w:r>
         <w:rPr>
-          <w:lang w:val="en_US" w:bidi="en_US"/>
+          <w:lang w:val="el_GR" w:bidi="el_GR"/>
         </w:rPr>
       </w:r>
       <w:r>
         <w:rPr>
           <w:vertAlign w:val="superscript"/>
-          <w:lang w:val="en_US" w:bidi="en_US"/>
+          <w:lang w:val="el_GR" w:bidi="el_GR"/>
         </w:rPr>
         <w:t>5</w:t>
       </w:r>
       <w:r>
         <w:rPr>
-          <w:lang w:val="en_US" w:bidi="en_US"/>
+          <w:lang w:val="el_GR" w:bidi="el_GR"/>
         </w:rPr>
         <w:t xml:space="preserve"> καὶ νῦν ἐρωτῶ σε, κυρία, οὐχ ὡς ἐντολὴν καινὴν γράφων σοι ἀλλὰ ἣν εἴχομεν ἀπʼ ἀρχῆς, ἵνα ἀγαπῶμεν ἀλλήλους.</w:t>
       </w:r>
@@ -305,19 +305,19 @@
       <w:pPr/>
       <w:r>
         <w:rPr>
-          <w:lang w:val="en_US" w:bidi="en_US"/>
+          <w:lang w:val="el_GR" w:bidi="el_GR"/>
         </w:rPr>
       </w:r>
       <w:r>
         <w:rPr>
           <w:vertAlign w:val="superscript"/>
-          <w:lang w:val="en_US" w:bidi="en_US"/>
+          <w:lang w:val="el_GR" w:bidi="el_GR"/>
         </w:rPr>
         <w:t>6</w:t>
       </w:r>
       <w:r>
         <w:rPr>
-          <w:lang w:val="en_US" w:bidi="en_US"/>
+          <w:lang w:val="el_GR" w:bidi="el_GR"/>
         </w:rPr>
         <w:t xml:space="preserve"> καὶ αὕτη ἐστὶν ἡ ἀγάπη, ἵνα περιπατῶμεν κατὰ τὰς ἐντολὰς αὐτοῦ· αὕτη ἡ ἐντολή ἐστιν, καθὼς ἠκούσατε ἀπʼ ἀρχῆς, ἵνα ἐν αὐτῇ περιπατῆτε.</w:t>
       </w:r>
@@ -326,19 +326,19 @@
       <w:pPr/>
       <w:r>
         <w:rPr>
-          <w:lang w:val="en_US" w:bidi="en_US"/>
+          <w:lang w:val="el_GR" w:bidi="el_GR"/>
         </w:rPr>
       </w:r>
       <w:r>
         <w:rPr>
           <w:vertAlign w:val="superscript"/>
-          <w:lang w:val="en_US" w:bidi="en_US"/>
+          <w:lang w:val="el_GR" w:bidi="el_GR"/>
         </w:rPr>
         <w:t>7</w:t>
       </w:r>
       <w:r>
         <w:rPr>
-          <w:lang w:val="en_US" w:bidi="en_US"/>
+          <w:lang w:val="el_GR" w:bidi="el_GR"/>
         </w:rPr>
         <w:t xml:space="preserve"> ὅτι πολλοὶ πλάνοι ἐξῆλθον εἰς τὸν κόσμον, οἱ μὴ ὁμολογοῦντες Ἰησοῦν Χριστὸν ἐρχόμενον ἐν σαρκί· οὗτός ἐστιν ὁ πλάνος καὶ ὁ ἀντίχριστος.</w:t>
       </w:r>
@@ -347,19 +347,19 @@
       <w:pPr/>
       <w:r>
         <w:rPr>
-          <w:lang w:val="en_US" w:bidi="en_US"/>
+          <w:lang w:val="el_GR" w:bidi="el_GR"/>
         </w:rPr>
       </w:r>
       <w:r>
         <w:rPr>
           <w:vertAlign w:val="superscript"/>
-          <w:lang w:val="en_US" w:bidi="en_US"/>
+          <w:lang w:val="el_GR" w:bidi="el_GR"/>
         </w:rPr>
         <w:t>8</w:t>
       </w:r>
       <w:r>
         <w:rPr>
-          <w:lang w:val="en_US" w:bidi="en_US"/>
+          <w:lang w:val="el_GR" w:bidi="el_GR"/>
         </w:rPr>
         <w:t xml:space="preserve"> βλέπετε ἑαυτούς, ἵνα μὴ ἀπολέσητε ἃ εἰργασάμεθα, ἀλλὰ μισθὸν πλήρη ἀπολάβητε.</w:t>
       </w:r>
@@ -368,19 +368,19 @@
       <w:pPr/>
       <w:r>
         <w:rPr>
-          <w:lang w:val="en_US" w:bidi="en_US"/>
+          <w:lang w:val="el_GR" w:bidi="el_GR"/>
         </w:rPr>
       </w:r>
       <w:r>
         <w:rPr>
           <w:vertAlign w:val="superscript"/>
-          <w:lang w:val="en_US" w:bidi="en_US"/>
+          <w:lang w:val="el_GR" w:bidi="el_GR"/>
         </w:rPr>
         <w:t>9</w:t>
       </w:r>
       <w:r>
         <w:rPr>
-          <w:lang w:val="en_US" w:bidi="en_US"/>
+          <w:lang w:val="el_GR" w:bidi="el_GR"/>
         </w:rPr>
         <w:t xml:space="preserve"> πᾶς ὁ προάγων καὶ μὴ μένων ἐν τῇ διδαχῇ τοῦ Χριστοῦ θεὸν οὐκ ἔχει· ὁ μένων ἐν τῇ διδαχῇ, οὗτος καὶ τὸν πατέρα καὶ τὸν υἱὸν ἔχει.</w:t>
       </w:r>
@@ -389,19 +389,19 @@
       <w:pPr/>
       <w:r>
         <w:rPr>
-          <w:lang w:val="en_US" w:bidi="en_US"/>
+          <w:lang w:val="el_GR" w:bidi="el_GR"/>
         </w:rPr>
       </w:r>
       <w:r>
         <w:rPr>
           <w:vertAlign w:val="superscript"/>
-          <w:lang w:val="en_US" w:bidi="en_US"/>
+          <w:lang w:val="el_GR" w:bidi="el_GR"/>
         </w:rPr>
         <w:t>10</w:t>
       </w:r>
       <w:r>
         <w:rPr>
-          <w:lang w:val="en_US" w:bidi="en_US"/>
+          <w:lang w:val="el_GR" w:bidi="el_GR"/>
         </w:rPr>
         <w:t xml:space="preserve"> εἴ τις ἔρχεται πρὸς ὑμᾶς καὶ ταύτην τὴν διδαχὴν οὐ φέρει, μὴ λαμβάνετε αὐτὸν εἰς οἰκίαν καὶ χαίρειν αὐτῷ μὴ λέγετε·</w:t>
       </w:r>
@@ -410,19 +410,19 @@
       <w:pPr/>
       <w:r>
         <w:rPr>
-          <w:lang w:val="en_US" w:bidi="en_US"/>
+          <w:lang w:val="el_GR" w:bidi="el_GR"/>
         </w:rPr>
       </w:r>
       <w:r>
         <w:rPr>
           <w:vertAlign w:val="superscript"/>
-          <w:lang w:val="en_US" w:bidi="en_US"/>
+          <w:lang w:val="el_GR" w:bidi="el_GR"/>
         </w:rPr>
         <w:t>11</w:t>
       </w:r>
       <w:r>
         <w:rPr>
-          <w:lang w:val="en_US" w:bidi="en_US"/>
+          <w:lang w:val="el_GR" w:bidi="el_GR"/>
         </w:rPr>
         <w:t xml:space="preserve"> ὁ λέγων γὰρ αὐτῷ χαίρειν κοινωνεῖ τοῖς ἔργοις αὐτοῦ τοῖς πονηροῖς.</w:t>
       </w:r>
@@ -431,19 +431,19 @@
       <w:pPr/>
       <w:r>
         <w:rPr>
-          <w:lang w:val="en_US" w:bidi="en_US"/>
+          <w:lang w:val="el_GR" w:bidi="el_GR"/>
         </w:rPr>
       </w:r>
       <w:r>
         <w:rPr>
           <w:vertAlign w:val="superscript"/>
-          <w:lang w:val="en_US" w:bidi="en_US"/>
+          <w:lang w:val="el_GR" w:bidi="el_GR"/>
         </w:rPr>
         <w:t>12</w:t>
       </w:r>
       <w:r>
         <w:rPr>
-          <w:lang w:val="en_US" w:bidi="en_US"/>
+          <w:lang w:val="el_GR" w:bidi="el_GR"/>
         </w:rPr>
         <w:t xml:space="preserve"> Πολλὰ ἔχων ὑμῖν γράφειν οὐκ ἐβουλήθην διὰ χάρτου καὶ μέλανος, ἀλλὰ ἐλπίζω γενέσθαι πρὸς ὑμᾶς καὶ στόμα πρὸς στόμα λαλῆσαι, ἵνα ἡ χαρὰ ὑμῶν πεπληρωμένη ᾖ.</w:t>
       </w:r>
@@ -452,19 +452,19 @@
       <w:pPr/>
       <w:r>
         <w:rPr>
-          <w:lang w:val="en_US" w:bidi="en_US"/>
+          <w:lang w:val="el_GR" w:bidi="el_GR"/>
         </w:rPr>
       </w:r>
       <w:r>
         <w:rPr>
           <w:vertAlign w:val="superscript"/>
-          <w:lang w:val="en_US" w:bidi="en_US"/>
+          <w:lang w:val="el_GR" w:bidi="el_GR"/>
         </w:rPr>
         <w:t>13</w:t>
       </w:r>
       <w:r>
         <w:rPr>
-          <w:lang w:val="en_US" w:bidi="en_US"/>
+          <w:lang w:val="el_GR" w:bidi="el_GR"/>
         </w:rPr>
         <w:t xml:space="preserve"> Ἀσπάζεταί σε τὰ τέκνα τῆς ἀδελφῆς σου τῆς ἐκλεκτῆς.</w:t>
       </w:r>
@@ -2369,7 +2369,7 @@
     <w:rPrDefault>
       <w:rPr>
         <w:rFonts w:ascii="Times New Roman" w:eastAsia="Times New Roman" w:hAnsi="Times New Roman" w:cs="Times New Roman"/>
-        <w:lang w:val="en_US" w:eastAsia="en-US" w:bidi="ar-SA"/>
+        <w:lang w:val="el_GR" w:eastAsia="en-US" w:bidi="ar-SA"/>
       </w:rPr>
     </w:rPrDefault>
     <w:pPrDefault/>
